--- a/Qinan_Zhang_CV_EN.docx
+++ b/Qinan_Zhang_CV_EN.docx
@@ -29,15 +29,15 @@
         <w:contextualSpacing/>
         <w:jc w:val="center"/>
         <w:rPr>
-          <w:rFonts w:hint="eastAsia" w:ascii="Times New Roman" w:hAnsi="Times New Roman" w:cs="Times New Roman"/>
-          <w:sz w:val="20"/>
-          <w:szCs w:val="20"/>
-          <w:lang w:val="en-US" w:eastAsia="zh-CN"/>
-        </w:rPr>
-      </w:pPr>
-      <w:r>
-        <w:rPr>
-          <w:rFonts w:hint="eastAsia" w:ascii="Times New Roman" w:hAnsi="Times New Roman" w:cs="Times New Roman"/>
+          <w:rFonts w:hint="default" w:ascii="Times New Roman" w:hAnsi="Times New Roman" w:cs="Times New Roman"/>
+          <w:sz w:val="20"/>
+          <w:szCs w:val="20"/>
+          <w:lang w:val="en-US" w:eastAsia="zh-CN"/>
+        </w:rPr>
+      </w:pPr>
+      <w:r>
+        <w:rPr>
+          <w:rFonts w:hint="default" w:ascii="Times New Roman" w:hAnsi="Times New Roman" w:cs="Times New Roman"/>
           <w:sz w:val="20"/>
           <w:szCs w:val="20"/>
         </w:rPr>
@@ -45,7 +45,7 @@
       </w:r>
       <w:r>
         <w:rPr>
-          <w:rFonts w:hint="eastAsia" w:ascii="Times New Roman" w:hAnsi="Times New Roman" w:cs="Times New Roman"/>
+          <w:rFonts w:hint="default" w:ascii="Times New Roman" w:hAnsi="Times New Roman" w:cs="Times New Roman"/>
           <w:sz w:val="20"/>
           <w:szCs w:val="20"/>
           <w:lang w:val="en-US" w:eastAsia="zh-CN"/>
@@ -54,7 +54,7 @@
       </w:r>
       <w:r>
         <w:rPr>
-          <w:rFonts w:hint="eastAsia" w:ascii="Times New Roman" w:hAnsi="Times New Roman" w:cs="Times New Roman"/>
+          <w:rFonts w:hint="default" w:ascii="Times New Roman" w:hAnsi="Times New Roman" w:cs="Times New Roman"/>
           <w:sz w:val="20"/>
           <w:szCs w:val="20"/>
         </w:rPr>
@@ -62,7 +62,7 @@
       </w:r>
       <w:r>
         <w:rPr>
-          <w:rFonts w:hint="eastAsia" w:ascii="Times New Roman" w:hAnsi="Times New Roman" w:cs="Times New Roman"/>
+          <w:rFonts w:hint="default" w:ascii="Times New Roman" w:hAnsi="Times New Roman" w:cs="Times New Roman"/>
           <w:sz w:val="20"/>
           <w:szCs w:val="20"/>
           <w:lang w:val="en-US" w:eastAsia="zh-CN"/>
@@ -71,15 +71,32 @@
       </w:r>
       <w:r>
         <w:rPr>
-          <w:rFonts w:hint="eastAsia" w:ascii="Times New Roman" w:hAnsi="Times New Roman" w:cs="Times New Roman"/>
-          <w:sz w:val="20"/>
-          <w:szCs w:val="20"/>
-        </w:rPr>
-        <w:t xml:space="preserve">  |  </w:t>
-      </w:r>
-      <w:r>
-        <w:rPr>
-          <w:rFonts w:hint="eastAsia" w:ascii="Times New Roman" w:hAnsi="Times New Roman" w:cs="Times New Roman"/>
+          <w:rFonts w:hint="default" w:ascii="Times New Roman" w:hAnsi="Times New Roman" w:cs="Times New Roman"/>
+          <w:sz w:val="20"/>
+          <w:szCs w:val="20"/>
+        </w:rPr>
+        <w:t xml:space="preserve"> </w:t>
+      </w:r>
+      <w:r>
+        <w:rPr>
+          <w:rFonts w:hint="default" w:ascii="Times New Roman" w:hAnsi="Times New Roman" w:cs="Times New Roman"/>
+          <w:sz w:val="20"/>
+          <w:szCs w:val="20"/>
+          <w:lang w:val="en-US" w:eastAsia="zh-CN"/>
+        </w:rPr>
+        <w:t>|</w:t>
+      </w:r>
+      <w:r>
+        <w:rPr>
+          <w:rFonts w:hint="default" w:ascii="Times New Roman" w:hAnsi="Times New Roman" w:cs="Times New Roman"/>
+          <w:sz w:val="20"/>
+          <w:szCs w:val="20"/>
+        </w:rPr>
+        <w:t xml:space="preserve"> </w:t>
+      </w:r>
+      <w:r>
+        <w:rPr>
+          <w:rFonts w:hint="default" w:ascii="Times New Roman" w:hAnsi="Times New Roman" w:cs="Times New Roman"/>
           <w:sz w:val="20"/>
           <w:szCs w:val="20"/>
           <w:lang w:val="en-US" w:eastAsia="zh-CN"/>
@@ -88,7 +105,7 @@
       </w:r>
       <w:r>
         <w:rPr>
-          <w:rFonts w:hint="eastAsia" w:ascii="Times New Roman" w:hAnsi="Times New Roman" w:cs="Times New Roman"/>
+          <w:rFonts w:hint="default" w:ascii="Times New Roman" w:hAnsi="Times New Roman" w:cs="Times New Roman"/>
           <w:sz w:val="20"/>
           <w:szCs w:val="20"/>
           <w:lang w:val="en-US" w:eastAsia="zh-CN"/>
@@ -97,7 +114,7 @@
       </w:r>
       <w:r>
         <w:rPr>
-          <w:rFonts w:hint="eastAsia" w:ascii="Times New Roman" w:hAnsi="Times New Roman" w:cs="Times New Roman"/>
+          <w:rFonts w:hint="default" w:ascii="Times New Roman" w:hAnsi="Times New Roman" w:cs="Times New Roman"/>
           <w:sz w:val="20"/>
           <w:szCs w:val="20"/>
           <w:lang w:val="en-US" w:eastAsia="zh-CN"/>
@@ -107,7 +124,7 @@
       <w:r>
         <w:rPr>
           <w:rStyle w:val="8"/>
-          <w:rFonts w:hint="eastAsia" w:ascii="Times New Roman" w:hAnsi="Times New Roman" w:cs="Times New Roman"/>
+          <w:rFonts w:hint="default" w:ascii="Times New Roman" w:hAnsi="Times New Roman" w:cs="Times New Roman"/>
           <w:sz w:val="20"/>
           <w:szCs w:val="20"/>
           <w:lang w:val="en-US" w:eastAsia="zh-CN"/>
@@ -116,7 +133,7 @@
       </w:r>
       <w:r>
         <w:rPr>
-          <w:rFonts w:hint="eastAsia" w:ascii="Times New Roman" w:hAnsi="Times New Roman" w:cs="Times New Roman"/>
+          <w:rFonts w:hint="default" w:ascii="Times New Roman" w:hAnsi="Times New Roman" w:cs="Times New Roman"/>
           <w:sz w:val="20"/>
           <w:szCs w:val="20"/>
           <w:lang w:val="en-US" w:eastAsia="zh-CN"/>
@@ -124,7 +141,59 @@
         <w:fldChar w:fldCharType="end"/>
       </w:r>
       <w:r>
-        <w:commentReference w:id="0"/>
+        <w:rPr>
+          <w:rFonts w:hint="default" w:ascii="Times New Roman" w:hAnsi="Times New Roman" w:cs="Times New Roman"/>
+          <w:sz w:val="20"/>
+          <w:szCs w:val="20"/>
+          <w:lang w:val="en-US" w:eastAsia="zh-CN"/>
+        </w:rPr>
+        <w:t xml:space="preserve"> | </w:t>
+      </w:r>
+      <w:r>
+        <w:rPr>
+          <w:rFonts w:hint="default" w:ascii="Times New Roman" w:hAnsi="Times New Roman" w:cs="Times New Roman"/>
+          <w:sz w:val="20"/>
+          <w:szCs w:val="20"/>
+          <w:lang w:val="en-US" w:eastAsia="zh-CN"/>
+        </w:rPr>
+        <w:fldChar w:fldCharType="begin"/>
+      </w:r>
+      <w:r>
+        <w:rPr>
+          <w:rFonts w:hint="default" w:ascii="Times New Roman" w:hAnsi="Times New Roman" w:cs="Times New Roman"/>
+          <w:sz w:val="20"/>
+          <w:szCs w:val="20"/>
+          <w:lang w:val="en-US" w:eastAsia="zh-CN"/>
+        </w:rPr>
+        <w:instrText xml:space="preserve"> HYPERLINK "https://qinan-zhang.github.io" </w:instrText>
+      </w:r>
+      <w:r>
+        <w:rPr>
+          <w:rFonts w:hint="default" w:ascii="Times New Roman" w:hAnsi="Times New Roman" w:cs="Times New Roman"/>
+          <w:sz w:val="20"/>
+          <w:szCs w:val="20"/>
+          <w:lang w:val="en-US" w:eastAsia="zh-CN"/>
+        </w:rPr>
+        <w:fldChar w:fldCharType="separate"/>
+      </w:r>
+      <w:r>
+        <w:rPr>
+          <w:rStyle w:val="8"/>
+          <w:rFonts w:hint="default" w:ascii="Times New Roman" w:hAnsi="Times New Roman" w:cs="Times New Roman"/>
+          <w:sz w:val="20"/>
+          <w:szCs w:val="20"/>
+          <w:lang w:val="en-US" w:eastAsia="zh-CN"/>
+        </w:rPr>
+        <w:t>https://qinan-zhang.github.io</w:t>
+      </w:r>
+      <w:r>
+        <w:rPr>
+          <w:rFonts w:hint="default" w:ascii="Times New Roman" w:hAnsi="Times New Roman" w:cs="Times New Roman"/>
+          <w:sz w:val="20"/>
+          <w:szCs w:val="20"/>
+          <w:lang w:val="en-US" w:eastAsia="zh-CN"/>
+        </w:rPr>
+        <w:fldChar w:fldCharType="end"/>
       </w:r>
     </w:p>
     <w:p>
@@ -136,10 +205,8 @@
           <w:rFonts w:hint="eastAsia" w:ascii="Times New Roman" w:hAnsi="Times New Roman" w:cs="Times New Roman"/>
           <w:sz w:val="20"/>
           <w:szCs w:val="20"/>
-          <w:lang w:val="en-US" w:eastAsia="zh-CN"/>
-        </w:rPr>
-      </w:pPr>
-      <w:commentRangeStart w:id="1"/>
+        </w:rPr>
+      </w:pPr>
       <w:r>
         <w:rPr>
           <w:rFonts w:hint="eastAsia" w:ascii="Times New Roman" w:hAnsi="Times New Roman" w:cs="Times New Roman"/>
@@ -151,10 +218,6 @@
         </w:rPr>
         <w:t>Research Interests</w:t>
       </w:r>
-      <w:commentRangeEnd w:id="1"/>
-      <w:r>
-        <w:commentReference w:id="1"/>
-      </w:r>
       <w:r>
         <w:rPr>
           <w:rFonts w:hint="eastAsia"/>
@@ -171,17 +234,6 @@
         </w:rPr>
         <w:t>Embodied AI, World Models, Vision-Language Navigation (VLN), 3D Scene Representation</w:t>
       </w:r>
-    </w:p>
-    <w:p>
-      <w:pPr>
-        <w:spacing w:after="0" w:line="240" w:lineRule="auto"/>
-        <w:contextualSpacing/>
-        <w:rPr>
-          <w:rFonts w:hint="eastAsia" w:ascii="Times New Roman" w:hAnsi="Times New Roman" w:cs="Times New Roman"/>
-          <w:sz w:val="20"/>
-          <w:szCs w:val="20"/>
-        </w:rPr>
-      </w:pPr>
     </w:p>
     <w:p>
       <w:pPr>
@@ -723,7 +775,6 @@
         </w:rPr>
         <w:t xml:space="preserve">100, </w:t>
       </w:r>
-      <w:commentRangeStart w:id="2"/>
       <w:r>
         <w:rPr>
           <w:rFonts w:hint="eastAsia" w:ascii="Times New Roman" w:hAnsi="Times New Roman" w:cs="Times New Roman"/>
@@ -745,10 +796,6 @@
           <w:lang w:val="en-US" w:eastAsia="zh-CN"/>
         </w:rPr>
         <w:t xml:space="preserve"> 325</w:t>
-      </w:r>
-      <w:commentRangeEnd w:id="2"/>
-      <w:r>
-        <w:commentReference w:id="2"/>
       </w:r>
     </w:p>
     <w:p>
@@ -1785,7 +1832,7 @@
         <w:spacing w:beforeLines="0" w:after="0" w:afterLines="0" w:line="240" w:lineRule="auto"/>
         <w:ind w:left="426"/>
         <w:rPr>
-          <w:rFonts w:ascii="Times New Roman" w:hAnsi="Times New Roman" w:cs="Times New Roman"/>
+          <w:rFonts w:hint="eastAsia" w:ascii="Times New Roman" w:hAnsi="Times New Roman" w:cs="Times New Roman"/>
           <w:sz w:val="20"/>
           <w:szCs w:val="20"/>
         </w:rPr>
@@ -1820,7 +1867,64 @@
           <w:sz w:val="20"/>
           <w:szCs w:val="20"/>
         </w:rPr>
-        <w:t>Built Python regression and visualization scripts over 200+ user sessions, analyzed eight handwriting-dynamics parameters (e.g., pen speed and acceleration), and identified data-driven improvement opportunities.</w:t>
+        <w:t>Built Python regression and visualization scripts over 200+ user sessions, analyzed eight handwriting-dynamics parameters, and developed a C++/Qt demo, improving user satisfaction by 23% in internal A/B testing.</w:t>
+      </w:r>
+    </w:p>
+    <w:p>
+      <w:pPr>
+        <w:spacing w:after="0" w:line="240" w:lineRule="auto"/>
+        <w:contextualSpacing/>
+        <w:rPr>
+          <w:rFonts w:ascii="Times New Roman" w:hAnsi="Times New Roman" w:cs="Times New Roman"/>
+          <w:b/>
+          <w:sz w:val="18"/>
+          <w:szCs w:val="18"/>
+          <w:u w:val="single"/>
+        </w:rPr>
+      </w:pPr>
+    </w:p>
+    <w:p>
+      <w:pPr>
+        <w:spacing w:after="0" w:line="240" w:lineRule="auto"/>
+        <w:contextualSpacing/>
+        <w:rPr>
+          <w:rFonts w:ascii="Times New Roman" w:hAnsi="Times New Roman" w:cs="Times New Roman"/>
+          <w:b/>
+          <w:sz w:val="20"/>
+          <w:szCs w:val="20"/>
+          <w:u w:val="single"/>
+        </w:rPr>
+      </w:pPr>
+      <w:r>
+        <w:rPr>
+          <w:rFonts w:hint="eastAsia" w:ascii="Times New Roman" w:hAnsi="Times New Roman" w:cs="Times New Roman"/>
+          <w:b/>
+          <w:sz w:val="20"/>
+          <w:szCs w:val="20"/>
+          <w:u w:val="single"/>
+        </w:rPr>
+        <w:t xml:space="preserve">SKILLS </w:t>
+      </w:r>
+      <w:r>
+        <w:rPr>
+          <w:rFonts w:hint="eastAsia" w:ascii="Times New Roman" w:hAnsi="Times New Roman" w:cs="Times New Roman"/>
+          <w:b/>
+          <w:sz w:val="20"/>
+          <w:szCs w:val="20"/>
+          <w:u w:val="single"/>
+          <w:lang w:val="en-US" w:eastAsia="zh-CN"/>
+        </w:rPr>
+        <w:t xml:space="preserve">                       </w:t>
+      </w:r>
+      <w:r>
+        <w:rPr>
+          <w:rFonts w:hint="eastAsia" w:ascii="Times New Roman" w:hAnsi="Times New Roman" w:cs="Times New Roman"/>
+          <w:b/>
+          <w:sz w:val="20"/>
+          <w:szCs w:val="20"/>
+          <w:u w:val="single"/>
+        </w:rPr>
+        <w:t xml:space="preserve">                                                                                                                                                                         </w:t>
       </w:r>
     </w:p>
     <w:p>
@@ -1830,83 +1934,21 @@
           <w:ilvl w:val="0"/>
           <w:numId w:val="1"/>
         </w:numPr>
-        <w:spacing w:beforeLines="0" w:after="0" w:afterLines="0" w:line="240" w:lineRule="auto"/>
+        <w:spacing w:after="0" w:line="240" w:lineRule="auto"/>
         <w:ind w:left="426"/>
         <w:rPr>
-          <w:rFonts w:ascii="Times New Roman" w:hAnsi="Times New Roman" w:cs="Times New Roman"/>
-          <w:sz w:val="20"/>
-          <w:szCs w:val="20"/>
-        </w:rPr>
-      </w:pPr>
-      <w:r>
-        <w:rPr>
-          <w:rFonts w:hint="eastAsia" w:ascii="Times New Roman" w:hAnsi="Times New Roman" w:cs="Times New Roman"/>
-          <w:sz w:val="20"/>
-          <w:szCs w:val="20"/>
-        </w:rPr>
-        <w:t>Developed a C++/Qt demo for regular-script beautification, improving user satisfaction by 23% in internal A/B testing.</w:t>
-      </w:r>
-    </w:p>
-    <w:p>
-      <w:pPr>
-        <w:spacing w:after="0" w:line="240" w:lineRule="auto"/>
-        <w:contextualSpacing/>
-        <w:rPr>
-          <w:rFonts w:ascii="Times New Roman" w:hAnsi="Times New Roman" w:cs="Times New Roman"/>
-          <w:b/>
-          <w:sz w:val="18"/>
-          <w:szCs w:val="18"/>
-          <w:u w:val="single"/>
-        </w:rPr>
-      </w:pPr>
-    </w:p>
-    <w:p>
-      <w:pPr>
-        <w:spacing w:after="0" w:line="240" w:lineRule="auto"/>
-        <w:contextualSpacing/>
-        <w:rPr>
-          <w:rFonts w:ascii="Times New Roman" w:hAnsi="Times New Roman" w:cs="Times New Roman"/>
-          <w:b/>
-          <w:sz w:val="20"/>
-          <w:szCs w:val="20"/>
-          <w:u w:val="single"/>
-        </w:rPr>
-      </w:pPr>
-      <w:commentRangeStart w:id="3"/>
-      <w:r>
-        <w:rPr>
-          <w:rFonts w:hint="eastAsia" w:ascii="Times New Roman" w:hAnsi="Times New Roman" w:cs="Times New Roman"/>
-          <w:b/>
-          <w:sz w:val="20"/>
-          <w:szCs w:val="20"/>
-          <w:u w:val="single"/>
-        </w:rPr>
-        <w:t xml:space="preserve">SKILLS </w:t>
-      </w:r>
-      <w:commentRangeEnd w:id="3"/>
-      <w:r>
-        <w:commentReference w:id="3"/>
-      </w:r>
-      <w:r>
-        <w:rPr>
-          <w:rFonts w:hint="eastAsia" w:ascii="Times New Roman" w:hAnsi="Times New Roman" w:cs="Times New Roman"/>
-          <w:b/>
-          <w:sz w:val="20"/>
-          <w:szCs w:val="20"/>
-          <w:u w:val="single"/>
-          <w:lang w:val="en-US" w:eastAsia="zh-CN"/>
-        </w:rPr>
-        <w:t xml:space="preserve">                       </w:t>
-      </w:r>
-      <w:r>
-        <w:rPr>
-          <w:rFonts w:hint="eastAsia" w:ascii="Times New Roman" w:hAnsi="Times New Roman" w:cs="Times New Roman"/>
-          <w:b/>
-          <w:sz w:val="20"/>
-          <w:szCs w:val="20"/>
-          <w:u w:val="single"/>
-        </w:rPr>
-        <w:t xml:space="preserve">                                                                                                                                                                         </w:t>
+          <w:rFonts w:hint="eastAsia" w:ascii="Times New Roman" w:hAnsi="Times New Roman" w:cs="Times New Roman"/>
+          <w:sz w:val="20"/>
+          <w:szCs w:val="20"/>
+        </w:rPr>
+      </w:pPr>
+      <w:r>
+        <w:rPr>
+          <w:rFonts w:hint="eastAsia" w:ascii="Times New Roman" w:hAnsi="Times New Roman" w:cs="Times New Roman"/>
+          <w:sz w:val="20"/>
+          <w:szCs w:val="20"/>
+        </w:rPr>
+        <w:t>Programming / Systems: Python (proficient), C++, MATLAB, Linux, Git.</w:t>
       </w:r>
     </w:p>
     <w:p>
@@ -1930,7 +1972,7 @@
           <w:sz w:val="20"/>
           <w:szCs w:val="20"/>
         </w:rPr>
-        <w:t>Programming / Systems: Python (proficient), C++, MATLAB, Linux, Git.</w:t>
+        <w:t>ML / Vision / Multimodal: PyTorch; model training, evaluation, and ablation; experiment design and reproducibility; data analysis and visualization; VLM / VLA fundamentals; open-vocabulary perception.</w:t>
       </w:r>
     </w:p>
     <w:p>
@@ -1954,8 +1996,53 @@
           <w:sz w:val="20"/>
           <w:szCs w:val="20"/>
         </w:rPr>
-        <w:t>ML / Vision / Multimodal: PyTorch; model training, evaluation, and ablation; experiment design and reproducibility; data analysis and visualization; VLM / VLA fundamentals; open-vocabulary perception.</w:t>
-      </w:r>
+        <w:t xml:space="preserve">Robotics / Simulation: </w:t>
+      </w:r>
+      <w:r>
+        <w:rPr>
+          <w:rFonts w:hint="eastAsia" w:ascii="Times New Roman" w:hAnsi="Times New Roman" w:cs="Times New Roman"/>
+          <w:sz w:val="20"/>
+          <w:szCs w:val="20"/>
+          <w:lang w:val="en-US" w:eastAsia="zh-CN"/>
+        </w:rPr>
+        <w:t xml:space="preserve">ROS, </w:t>
+      </w:r>
+      <w:r>
+        <w:rPr>
+          <w:rFonts w:hint="eastAsia" w:ascii="Times New Roman" w:hAnsi="Times New Roman" w:cs="Times New Roman"/>
+          <w:sz w:val="20"/>
+          <w:szCs w:val="20"/>
+        </w:rPr>
+        <w:t>Isaac Sim, Isaac Lab, Unreal Engine (UE), Py</w:t>
+      </w:r>
+      <w:r>
+        <w:rPr>
+          <w:rFonts w:hint="eastAsia" w:ascii="Times New Roman" w:hAnsi="Times New Roman" w:cs="Times New Roman"/>
+          <w:sz w:val="20"/>
+          <w:szCs w:val="20"/>
+          <w:lang w:val="en-US" w:eastAsia="zh-CN"/>
+        </w:rPr>
+        <w:t>B</w:t>
+      </w:r>
+      <w:r>
+        <w:rPr>
+          <w:rFonts w:hint="eastAsia" w:ascii="Times New Roman" w:hAnsi="Times New Roman" w:cs="Times New Roman"/>
+          <w:sz w:val="20"/>
+          <w:szCs w:val="20"/>
+        </w:rPr>
+        <w:t>ullet, Gazebo</w:t>
+      </w:r>
+      <w:r>
+        <w:rPr>
+          <w:rFonts w:hint="eastAsia" w:ascii="Times New Roman" w:hAnsi="Times New Roman" w:cs="Times New Roman"/>
+          <w:sz w:val="20"/>
+          <w:szCs w:val="20"/>
+          <w:lang w:val="en-US" w:eastAsia="zh-CN"/>
+        </w:rPr>
+        <w:t>.</w:t>
+      </w:r>
+      <w:bookmarkStart w:id="0" w:name="_GoBack"/>
+      <w:bookmarkEnd w:id="0"/>
     </w:p>
     <w:p>
       <w:pPr>
@@ -1967,78 +2054,27 @@
         <w:spacing w:after="0" w:line="240" w:lineRule="auto"/>
         <w:ind w:left="426"/>
         <w:rPr>
-          <w:rFonts w:hint="eastAsia" w:ascii="Times New Roman" w:hAnsi="Times New Roman" w:cs="Times New Roman"/>
-          <w:sz w:val="20"/>
-          <w:szCs w:val="20"/>
-        </w:rPr>
-      </w:pPr>
-      <w:r>
-        <w:rPr>
-          <w:rFonts w:hint="eastAsia" w:ascii="Times New Roman" w:hAnsi="Times New Roman" w:cs="Times New Roman"/>
-          <w:sz w:val="20"/>
-          <w:szCs w:val="20"/>
-        </w:rPr>
-        <w:t xml:space="preserve">Robotics / Simulation: </w:t>
-      </w:r>
-      <w:r>
-        <w:rPr>
-          <w:rFonts w:hint="eastAsia" w:ascii="Times New Roman" w:hAnsi="Times New Roman" w:cs="Times New Roman"/>
-          <w:sz w:val="20"/>
-          <w:szCs w:val="20"/>
-          <w:lang w:val="en-US" w:eastAsia="zh-CN"/>
-        </w:rPr>
-        <w:t xml:space="preserve">ROS, </w:t>
-      </w:r>
-      <w:r>
-        <w:rPr>
-          <w:rFonts w:hint="eastAsia" w:ascii="Times New Roman" w:hAnsi="Times New Roman" w:cs="Times New Roman"/>
-          <w:sz w:val="20"/>
-          <w:szCs w:val="20"/>
-        </w:rPr>
-        <w:t>Isaac Sim, Isaac Lab, Unreal Engine (UE), Py</w:t>
-      </w:r>
-      <w:r>
-        <w:rPr>
-          <w:rFonts w:hint="eastAsia" w:ascii="Times New Roman" w:hAnsi="Times New Roman" w:cs="Times New Roman"/>
-          <w:sz w:val="20"/>
-          <w:szCs w:val="20"/>
-          <w:lang w:val="en-US" w:eastAsia="zh-CN"/>
-        </w:rPr>
-        <w:t>B</w:t>
-      </w:r>
-      <w:bookmarkStart w:id="0" w:name="_GoBack"/>
-      <w:bookmarkEnd w:id="0"/>
-      <w:r>
-        <w:rPr>
-          <w:rFonts w:hint="eastAsia" w:ascii="Times New Roman" w:hAnsi="Times New Roman" w:cs="Times New Roman"/>
-          <w:sz w:val="20"/>
-          <w:szCs w:val="20"/>
-        </w:rPr>
-        <w:t>ullet, Gazebo; navigation and motion planning (A*, RRT, etc.); sim-to-real evaluation workflows.</w:t>
-      </w:r>
-    </w:p>
-    <w:p>
-      <w:pPr>
-        <w:pStyle w:val="10"/>
-        <w:numPr>
-          <w:ilvl w:val="0"/>
-          <w:numId w:val="1"/>
-        </w:numPr>
-        <w:spacing w:after="0" w:line="240" w:lineRule="auto"/>
-        <w:ind w:left="426"/>
-        <w:rPr>
-          <w:rFonts w:ascii="Times New Roman" w:hAnsi="Times New Roman" w:cs="Times New Roman"/>
-          <w:sz w:val="20"/>
-          <w:szCs w:val="20"/>
-        </w:rPr>
-      </w:pPr>
-      <w:r>
-        <w:rPr>
-          <w:rFonts w:hint="eastAsia" w:ascii="Times New Roman" w:hAnsi="Times New Roman" w:cs="Times New Roman"/>
-          <w:sz w:val="20"/>
-          <w:szCs w:val="20"/>
-        </w:rPr>
-        <w:t>3D / Data Pipeline: 3D Gaussian Splatting (3DGS) pipeline; LiDAR / UAV data collection; scene reconstruction; simulation-ready asset generation.</w:t>
+          <w:rFonts w:ascii="Times New Roman" w:hAnsi="Times New Roman" w:cs="Times New Roman"/>
+          <w:sz w:val="20"/>
+          <w:szCs w:val="20"/>
+        </w:rPr>
+      </w:pPr>
+      <w:r>
+        <w:rPr>
+          <w:rFonts w:hint="eastAsia" w:ascii="Times New Roman" w:hAnsi="Times New Roman" w:cs="Times New Roman"/>
+          <w:sz w:val="20"/>
+          <w:szCs w:val="20"/>
+        </w:rPr>
+        <w:t>3D / Data Pipeline: 3D Gaussian Splatting (3DGS) pipeline; LiDAR / UAV data collection; scene reconstruction</w:t>
+      </w:r>
+      <w:r>
+        <w:rPr>
+          <w:rFonts w:hint="eastAsia" w:ascii="Times New Roman" w:hAnsi="Times New Roman" w:cs="Times New Roman"/>
+          <w:sz w:val="20"/>
+          <w:szCs w:val="20"/>
+          <w:lang w:val="en-US" w:eastAsia="zh-CN"/>
+        </w:rPr>
+        <w:t>.</w:t>
       </w:r>
     </w:p>
     <w:sectPr>
@@ -2049,92 +2085,6 @@
     </w:sectPr>
   </w:body>
 </w:document>
-</file>
-
-<file path=word/comments.xml><?xml version="1.0" encoding="utf-8"?>
-<w:comments xmlns:wpc="http://schemas.microsoft.com/office/word/2010/wordprocessingCanvas" xmlns:mc="http://schemas.openxmlformats.org/markup-compatibility/2006" xmlns:o="urn:schemas-microsoft-com:office:office" xmlns:r="http://schemas.openxmlformats.org/officeDocument/2006/relationships" xmlns:m="http://schemas.openxmlformats.org/officeDocument/2006/math" xmlns:v="urn:schemas-microsoft-com:vml" xmlns:wp14="http://schemas.microsoft.com/office/word/2010/wordprocessingDrawing" xmlns:wp="http://schemas.openxmlformats.org/drawingml/2006/wordprocessingDrawing" xmlns:w="http://schemas.openxmlformats.org/wordprocessingml/2006/main" xmlns:w14="http://schemas.microsoft.com/office/word/2010/wordml" xmlns:w15="http://schemas.microsoft.com/office/word/2012/wordml" xmlns:w10="urn:schemas-microsoft-com:office:word" xmlns:wpg="http://schemas.microsoft.com/office/word/2010/wordprocessingGroup" xmlns:wpi="http://schemas.microsoft.com/office/word/2010/wordprocessingInk" xmlns:wne="http://schemas.microsoft.com/office/word/2006/wordml" xmlns:wps="http://schemas.microsoft.com/office/word/2010/wordprocessingShape" xmlns:wpsCustomData="http://www.wps.cn/officeDocument/2013/wpsCustomData" mc:Ignorable="w14 w15 wp14">
-  <w:comment w:id="0" w:author="zqn" w:date="2026-03-26T21:12:16Z" w:initials="">
-    <w:p>
-      <w:pPr>
-        <w:pStyle w:val="2"/>
-        <w:rPr>
-          <w:rFonts w:hint="default" w:eastAsiaTheme="minorEastAsia"/>
-          <w:lang w:val="en-US" w:eastAsia="zh-CN"/>
-        </w:rPr>
-      </w:pPr>
-      <w:r>
-        <w:rPr>
-          <w:rFonts w:hint="eastAsia"/>
-          <w:lang w:val="en-US" w:eastAsia="zh-CN"/>
-        </w:rPr>
-        <w:t>近期考虑制作并增加Github个人网站。</w:t>
-      </w:r>
-    </w:p>
-  </w:comment>
-  <w:comment w:id="1" w:author="zqn" w:date="2026-03-26T21:11:52Z" w:initials="">
-    <w:p>
-      <w:pPr>
-        <w:pStyle w:val="2"/>
-        <w:rPr>
-          <w:rFonts w:hint="default" w:eastAsiaTheme="minorEastAsia"/>
-          <w:lang w:val="en-US" w:eastAsia="zh-CN"/>
-        </w:rPr>
-      </w:pPr>
-      <w:r>
-        <w:rPr>
-          <w:rFonts w:hint="eastAsia"/>
-          <w:lang w:val="en-US" w:eastAsia="zh-CN"/>
-        </w:rPr>
-        <w:t>关键词顺序可以调整；工程岗位可以删除。</w:t>
-      </w:r>
-    </w:p>
-  </w:comment>
-  <w:comment w:id="2" w:author="zqn" w:date="2026-03-26T21:21:28Z" w:initials="">
-    <w:p>
-      <w:pPr>
-        <w:pStyle w:val="2"/>
-        <w:rPr>
-          <w:rFonts w:hint="default" w:eastAsiaTheme="minorEastAsia"/>
-          <w:lang w:val="en-US" w:eastAsia="zh-CN"/>
-        </w:rPr>
-      </w:pPr>
-      <w:r>
-        <w:rPr>
-          <w:rFonts w:hint="eastAsia"/>
-          <w:lang w:val="en-US" w:eastAsia="zh-CN"/>
-        </w:rPr>
-        <w:t>工程岗位可以删除。</w:t>
-      </w:r>
-    </w:p>
-  </w:comment>
-  <w:comment w:id="3" w:author="zqn" w:date="2026-03-26T22:21:34Z" w:initials="">
-    <w:p>
-      <w:pPr>
-        <w:pStyle w:val="2"/>
-        <w:rPr>
-          <w:rFonts w:hint="default" w:eastAsiaTheme="minorEastAsia"/>
-          <w:lang w:val="en-US" w:eastAsia="zh-CN"/>
-        </w:rPr>
-      </w:pPr>
-      <w:r>
-        <w:rPr>
-          <w:rFonts w:hint="eastAsia"/>
-          <w:lang w:val="en-US" w:eastAsia="zh-CN"/>
-        </w:rPr>
-        <w:t>目前包罗万象所以超长。具体岗位时精简。</w:t>
-      </w:r>
-    </w:p>
-  </w:comment>
-</w:comments>
-</file>
-
-<file path=word/commentsExtended.xml><?xml version="1.0" encoding="utf-8"?>
-<w15:commentsEx xmlns:wpc="http://schemas.microsoft.com/office/word/2010/wordprocessingCanvas" xmlns:mc="http://schemas.openxmlformats.org/markup-compatibility/2006" xmlns:o="urn:schemas-microsoft-com:office:office" xmlns:r="http://schemas.openxmlformats.org/officeDocument/2006/relationships" xmlns:m="http://schemas.openxmlformats.org/officeDocument/2006/math" xmlns:v="urn:schemas-microsoft-com:vml" xmlns:wp14="http://schemas.microsoft.com/office/word/2010/wordprocessingDrawing" xmlns:wp="http://schemas.openxmlformats.org/drawingml/2006/wordprocessingDrawing" xmlns:w="http://schemas.openxmlformats.org/wordprocessingml/2006/main" xmlns:w14="http://schemas.microsoft.com/office/word/2010/wordml" xmlns:w15="http://schemas.microsoft.com/office/word/2012/wordml" xmlns:w10="urn:schemas-microsoft-com:office:word" xmlns:wpg="http://schemas.microsoft.com/office/word/2010/wordprocessingGroup" xmlns:wpi="http://schemas.microsoft.com/office/word/2010/wordprocessingInk" xmlns:wne="http://schemas.microsoft.com/office/word/2006/wordml" xmlns:wps="http://schemas.microsoft.com/office/word/2010/wordprocessingShape" xmlns:wpsCustomData="http://www.wps.cn/officeDocument/2013/wpsCustomData" mc:Ignorable="w14 w15 wp14">
-  <w15:commentEx w15:paraId="0A9C5B25" w15:done="0"/>
-  <w15:commentEx w15:paraId="7CE3865B" w15:done="0"/>
-  <w15:commentEx w15:paraId="47D431FD" w15:done="0"/>
-  <w15:commentEx w15:paraId="36F9F643" w15:done="0"/>
-</w15:commentsEx>
 </file>
 
 <file path=word/endnotes.xml><?xml version="1.0" encoding="utf-8"?>
@@ -2312,14 +2262,6 @@
     <w:abstractNumId w:val="0"/>
   </w:num>
 </w:numbering>
-</file>
-
-<file path=word/people.xml><?xml version="1.0" encoding="utf-8"?>
-<w15:people xmlns:wpc="http://schemas.microsoft.com/office/word/2010/wordprocessingCanvas" xmlns:mc="http://schemas.openxmlformats.org/markup-compatibility/2006" xmlns:o="urn:schemas-microsoft-com:office:office" xmlns:r="http://schemas.openxmlformats.org/officeDocument/2006/relationships" xmlns:m="http://schemas.openxmlformats.org/officeDocument/2006/math" xmlns:v="urn:schemas-microsoft-com:vml" xmlns:wp14="http://schemas.microsoft.com/office/word/2010/wordprocessingDrawing" xmlns:wp="http://schemas.openxmlformats.org/drawingml/2006/wordprocessingDrawing" xmlns:w="http://schemas.openxmlformats.org/wordprocessingml/2006/main" xmlns:w14="http://schemas.microsoft.com/office/word/2010/wordml" xmlns:w15="http://schemas.microsoft.com/office/word/2012/wordml" xmlns:w10="urn:schemas-microsoft-com:office:word" xmlns:wpg="http://schemas.microsoft.com/office/word/2010/wordprocessingGroup" xmlns:wpi="http://schemas.microsoft.com/office/word/2010/wordprocessingInk" xmlns:wne="http://schemas.microsoft.com/office/word/2006/wordml" xmlns:wps="http://schemas.microsoft.com/office/word/2010/wordprocessingShape" xmlns:wpsCustomData="http://www.wps.cn/officeDocument/2013/wpsCustomData" mc:Ignorable="w14 w15 wp14">
-  <w15:person w15:author="zqn">
-    <w15:presenceInfo w15:providerId="WPS Office" w15:userId="1421359077"/>
-  </w15:person>
-</w15:people>
 </file>
 
 <file path=word/styles.xml><?xml version="1.0" encoding="utf-8"?>
